--- a/6 семестр/Автоматизированные системы управление элементами промышленных и административных объектов/Практическая работа №4/Отчет ВраженкоДО.docx
+++ b/6 семестр/Автоматизированные системы управление элементами промышленных и административных объектов/Практическая работа №4/Отчет ВраженкоДО.docx
@@ -475,17 +475,17 @@
         <w:tblLook w:firstRow="1" w:noVBand="1" w:lastRow="0" w:firstColumn="1" w:lastColumn="0" w:noHBand="0" w:val="04a0"/>
       </w:tblPr>
       <w:tblGrid>
-        <w:gridCol w:w="2544"/>
-        <w:gridCol w:w="4824"/>
+        <w:gridCol w:w="2543"/>
+        <w:gridCol w:w="4825"/>
         <w:gridCol w:w="1107"/>
-        <w:gridCol w:w="554"/>
-        <w:gridCol w:w="1109"/>
+        <w:gridCol w:w="553"/>
+        <w:gridCol w:w="1110"/>
       </w:tblGrid>
       <w:tr>
         <w:trPr/>
         <w:tc>
           <w:tcPr>
-            <w:tcW w:w="2544" w:type="dxa"/>
+            <w:tcW w:w="2543" w:type="dxa"/>
             <w:tcBorders>
               <w:top w:val="nil"/>
               <w:left w:val="nil"/>
@@ -532,7 +532,7 @@
         </w:tc>
         <w:tc>
           <w:tcPr>
-            <w:tcW w:w="4824" w:type="dxa"/>
+            <w:tcW w:w="4825" w:type="dxa"/>
             <w:tcBorders>
               <w:top w:val="nil"/>
               <w:left w:val="nil"/>
@@ -564,7 +564,7 @@
         </w:tc>
         <w:tc>
           <w:tcPr>
-            <w:tcW w:w="1661" w:type="dxa"/>
+            <w:tcW w:w="1660" w:type="dxa"/>
             <w:gridSpan w:val="2"/>
             <w:tcBorders>
               <w:top w:val="nil"/>
@@ -633,7 +633,7 @@
         </w:tc>
         <w:tc>
           <w:tcPr>
-            <w:tcW w:w="1109" w:type="dxa"/>
+            <w:tcW w:w="1110" w:type="dxa"/>
             <w:tcBorders>
               <w:top w:val="nil"/>
               <w:left w:val="nil"/>
@@ -665,7 +665,7 @@
         <w:trPr/>
         <w:tc>
           <w:tcPr>
-            <w:tcW w:w="2544" w:type="dxa"/>
+            <w:tcW w:w="2543" w:type="dxa"/>
             <w:tcBorders>
               <w:top w:val="nil"/>
               <w:left w:val="nil"/>
@@ -712,7 +712,7 @@
         </w:tc>
         <w:tc>
           <w:tcPr>
-            <w:tcW w:w="4824" w:type="dxa"/>
+            <w:tcW w:w="4825" w:type="dxa"/>
             <w:tcBorders>
               <w:top w:val="nil"/>
               <w:left w:val="nil"/>
@@ -761,7 +761,7 @@
         </w:tc>
         <w:tc>
           <w:tcPr>
-            <w:tcW w:w="1661" w:type="dxa"/>
+            <w:tcW w:w="1660" w:type="dxa"/>
             <w:gridSpan w:val="2"/>
             <w:tcBorders>
               <w:top w:val="nil"/>
@@ -850,7 +850,7 @@
         </w:tc>
         <w:tc>
           <w:tcPr>
-            <w:tcW w:w="1109" w:type="dxa"/>
+            <w:tcW w:w="1110" w:type="dxa"/>
             <w:tcBorders>
               <w:top w:val="nil"/>
               <w:left w:val="nil"/>
@@ -882,7 +882,7 @@
         <w:trPr/>
         <w:tc>
           <w:tcPr>
-            <w:tcW w:w="2544" w:type="dxa"/>
+            <w:tcW w:w="2543" w:type="dxa"/>
             <w:tcBorders>
               <w:top w:val="nil"/>
               <w:left w:val="nil"/>
@@ -929,7 +929,7 @@
         </w:tc>
         <w:tc>
           <w:tcPr>
-            <w:tcW w:w="5931" w:type="dxa"/>
+            <w:tcW w:w="5932" w:type="dxa"/>
             <w:gridSpan w:val="2"/>
             <w:tcBorders>
               <w:top w:val="nil"/>
@@ -1186,7 +1186,7 @@
         <w:rPr/>
         <w:drawing>
           <wp:inline distT="0" distB="0" distL="0" distR="0">
-            <wp:extent cx="5940425" cy="3585845"/>
+            <wp:extent cx="5940425" cy="3971925"/>
             <wp:effectExtent l="0" t="0" r="0" b="0"/>
             <wp:docPr id="3" name="Изображение1"/>
             <wp:cNvGraphicFramePr>
@@ -1210,7 +1210,7 @@
                   <pic:spPr bwMode="auto">
                     <a:xfrm>
                       <a:off x="0" y="0"/>
-                      <a:ext cx="5940425" cy="3585845"/>
+                      <a:ext cx="5940425" cy="3971925"/>
                     </a:xfrm>
                     <a:prstGeom prst="rect">
                       <a:avLst/>
@@ -1226,7 +1226,7 @@
     </w:p>
     <w:p>
       <w:pPr>
-        <w:pStyle w:val="Style18"/>
+        <w:pStyle w:val="user4"/>
         <w:ind w:hanging="0" w:left="0"/>
         <w:jc w:val="center"/>
         <w:rPr/>
@@ -1311,7 +1311,7 @@
     </w:p>
     <w:p>
       <w:pPr>
-        <w:pStyle w:val="Style18"/>
+        <w:pStyle w:val="user4"/>
         <w:ind w:hanging="0" w:left="0"/>
         <w:jc w:val="center"/>
         <w:rPr/>
@@ -1396,7 +1396,7 @@
     </w:p>
     <w:p>
       <w:pPr>
-        <w:pStyle w:val="Style18"/>
+        <w:pStyle w:val="user4"/>
         <w:ind w:hanging="0" w:left="0"/>
         <w:jc w:val="center"/>
         <w:rPr/>
@@ -1509,7 +1509,7 @@
     </w:p>
     <w:p>
       <w:pPr>
-        <w:pStyle w:val="Style18"/>
+        <w:pStyle w:val="user4"/>
         <w:ind w:hanging="0" w:left="0"/>
         <w:jc w:val="center"/>
         <w:rPr/>
@@ -2768,13 +2768,13 @@
       <w:lang w:eastAsia="zh-CN" w:bidi="hi-IN"/>
     </w:rPr>
   </w:style>
+  <w:style w:type="character" w:styleId="user" w:customStyle="1">
+    <w:name w:val="Символ нумерации (user)"/>
+    <w:qFormat/>
+    <w:rPr/>
+  </w:style>
   <w:style w:type="character" w:styleId="Style14" w:customStyle="1">
-    <w:name w:val="Символ нумерации"/>
-    <w:qFormat/>
-    <w:rPr/>
-  </w:style>
-  <w:style w:type="character" w:styleId="user" w:customStyle="1">
-    <w:name w:val="Маркеры (user)"/>
+    <w:name w:val="Маркеры"/>
     <w:qFormat/>
     <w:rPr>
       <w:rFonts w:ascii="OpenSymbol" w:hAnsi="OpenSymbol" w:eastAsia="OpenSymbol" w:cs="OpenSymbol"/>
@@ -2788,15 +2788,15 @@
       <w:bCs/>
     </w:rPr>
   </w:style>
+  <w:style w:type="character" w:styleId="user1" w:customStyle="1">
+    <w:name w:val="Маркеры (user)"/>
+    <w:qFormat/>
+    <w:rPr>
+      <w:rFonts w:ascii="OpenSymbol" w:hAnsi="OpenSymbol" w:eastAsia="OpenSymbol" w:cs="OpenSymbol"/>
+    </w:rPr>
+  </w:style>
   <w:style w:type="character" w:styleId="Style15" w:customStyle="1">
-    <w:name w:val="Маркеры"/>
-    <w:qFormat/>
-    <w:rPr>
-      <w:rFonts w:ascii="OpenSymbol" w:hAnsi="OpenSymbol" w:eastAsia="OpenSymbol" w:cs="OpenSymbol"/>
-    </w:rPr>
-  </w:style>
-  <w:style w:type="character" w:styleId="user1" w:customStyle="1">
-    <w:name w:val="Символ нумерации (user)"/>
+    <w:name w:val="Символ нумерации"/>
     <w:qFormat/>
     <w:rPr/>
   </w:style>
@@ -2814,7 +2814,7 @@
       <w:u w:val="single"/>
     </w:rPr>
   </w:style>
-  <w:style w:type="paragraph" w:styleId="Style16">
+  <w:style w:type="paragraph" w:styleId="Style16" w:customStyle="1">
     <w:name w:val="Заголовок"/>
     <w:basedOn w:val="Normal"/>
     <w:next w:val="BodyText"/>
@@ -2869,7 +2869,7 @@
       <w:iCs/>
     </w:rPr>
   </w:style>
-  <w:style w:type="paragraph" w:styleId="Style17">
+  <w:style w:type="paragraph" w:styleId="Style17" w:customStyle="1">
     <w:name w:val="Указатель"/>
     <w:basedOn w:val="Normal"/>
     <w:qFormat/>
@@ -2895,7 +2895,7 @@
       <w:szCs w:val="28"/>
     </w:rPr>
   </w:style>
-  <w:style w:type="paragraph" w:styleId="user2" w:customStyle="1">
+  <w:style w:type="paragraph" w:styleId="user2">
     <w:name w:val="Заголовок (user)"/>
     <w:basedOn w:val="Normal"/>
     <w:next w:val="BodyText"/>
@@ -2910,7 +2910,7 @@
       <w:szCs w:val="28"/>
     </w:rPr>
   </w:style>
-  <w:style w:type="paragraph" w:styleId="user3" w:customStyle="1">
+  <w:style w:type="paragraph" w:styleId="user3">
     <w:name w:val="Указатель (user)"/>
     <w:basedOn w:val="Normal"/>
     <w:qFormat/>
@@ -2983,8 +2983,8 @@
       <w:szCs w:val="14"/>
     </w:rPr>
   </w:style>
-  <w:style w:type="paragraph" w:styleId="Style18" w:customStyle="1">
-    <w:name w:val="Рисунок"/>
+  <w:style w:type="paragraph" w:styleId="user4" w:customStyle="1">
+    <w:name w:val="Рисунок (user)"/>
     <w:basedOn w:val="Caption"/>
     <w:qFormat/>
     <w:pPr>
@@ -2998,38 +2998,38 @@
       <w:sz w:val="28"/>
     </w:rPr>
   </w:style>
-  <w:style w:type="paragraph" w:styleId="user4" w:customStyle="1">
+  <w:style w:type="paragraph" w:styleId="Style18" w:customStyle="1">
+    <w:name w:val="Содержимое врезки"/>
+    <w:basedOn w:val="Normal"/>
+    <w:qFormat/>
+    <w:pPr/>
+    <w:rPr/>
+  </w:style>
+  <w:style w:type="paragraph" w:styleId="Style19" w:customStyle="1">
+    <w:name w:val="Рисунок"/>
+    <w:basedOn w:val="Caption"/>
+    <w:qFormat/>
+    <w:pPr/>
+    <w:rPr/>
+  </w:style>
+  <w:style w:type="paragraph" w:styleId="user5" w:customStyle="1">
     <w:name w:val="Содержимое врезки (user)"/>
     <w:basedOn w:val="Normal"/>
     <w:qFormat/>
     <w:pPr/>
     <w:rPr/>
   </w:style>
-  <w:style w:type="paragraph" w:styleId="user5" w:customStyle="1">
-    <w:name w:val="Рисунок (user)"/>
+  <w:style w:type="paragraph" w:styleId="user6" w:customStyle="1">
+    <w:name w:val="Таблица (user)"/>
     <w:basedOn w:val="Caption"/>
     <w:qFormat/>
     <w:pPr/>
-    <w:rPr/>
-  </w:style>
-  <w:style w:type="paragraph" w:styleId="Style19" w:customStyle="1">
-    <w:name w:val="Содержимое врезки"/>
-    <w:basedOn w:val="Normal"/>
-    <w:qFormat/>
-    <w:pPr/>
-    <w:rPr/>
-  </w:style>
-  <w:style w:type="paragraph" w:styleId="Style20" w:customStyle="1">
-    <w:name w:val="Таблица"/>
-    <w:basedOn w:val="Caption"/>
-    <w:qFormat/>
-    <w:pPr/>
     <w:rPr>
       <w:rFonts w:ascii="Times New Roman" w:hAnsi="Times New Roman"/>
     </w:rPr>
   </w:style>
-  <w:style w:type="paragraph" w:styleId="Style21" w:customStyle="1">
-    <w:name w:val="Содержимое таблицы"/>
+  <w:style w:type="paragraph" w:styleId="user7" w:customStyle="1">
+    <w:name w:val="Содержимое таблицы (user)"/>
     <w:basedOn w:val="Normal"/>
     <w:qFormat/>
     <w:pPr>
@@ -3039,9 +3039,9 @@
       <w:rFonts w:ascii="Times New Roman" w:hAnsi="Times New Roman"/>
     </w:rPr>
   </w:style>
-  <w:style w:type="paragraph" w:styleId="Style22" w:customStyle="1">
-    <w:name w:val="Заголовок таблицы"/>
-    <w:basedOn w:val="Style21"/>
+  <w:style w:type="paragraph" w:styleId="user8" w:customStyle="1">
+    <w:name w:val="Заголовок таблицы (user)"/>
+    <w:basedOn w:val="user7"/>
     <w:qFormat/>
     <w:pPr>
       <w:jc w:val="center"/>
@@ -3051,8 +3051,8 @@
       <w:bCs/>
     </w:rPr>
   </w:style>
-  <w:style w:type="paragraph" w:styleId="user6" w:customStyle="1">
-    <w:name w:val="Содержимое таблицы (user)"/>
+  <w:style w:type="paragraph" w:styleId="Style20" w:customStyle="1">
+    <w:name w:val="Содержимое таблицы"/>
     <w:basedOn w:val="Normal"/>
     <w:qFormat/>
     <w:pPr>
@@ -3062,9 +3062,9 @@
       <w:rFonts w:ascii="Times New Roman" w:hAnsi="Times New Roman"/>
     </w:rPr>
   </w:style>
-  <w:style w:type="paragraph" w:styleId="user7" w:customStyle="1">
-    <w:name w:val="Заголовок таблицы (user)"/>
-    <w:basedOn w:val="user6"/>
+  <w:style w:type="paragraph" w:styleId="Style21" w:customStyle="1">
+    <w:name w:val="Заголовок таблицы"/>
+    <w:basedOn w:val="Style20"/>
     <w:qFormat/>
     <w:pPr>
       <w:jc w:val="center"/>
@@ -3074,8 +3074,8 @@
       <w:bCs/>
     </w:rPr>
   </w:style>
-  <w:style w:type="paragraph" w:styleId="user8" w:customStyle="1">
-    <w:name w:val="Таблица (user)"/>
+  <w:style w:type="paragraph" w:styleId="Style22" w:customStyle="1">
+    <w:name w:val="Таблица"/>
     <w:basedOn w:val="Caption"/>
     <w:qFormat/>
     <w:pPr>
@@ -3103,7 +3103,7 @@
   <w:style w:type="paragraph" w:styleId="Style23" w:customStyle="1">
     <w:name w:val="Фотография"/>
     <w:basedOn w:val="Normal"/>
-    <w:next w:val="Style28"/>
+    <w:next w:val="Style29"/>
     <w:qFormat/>
     <w:pPr>
       <w:keepNext w:val="true"/>
@@ -3152,7 +3152,7 @@
   </w:style>
   <w:style w:type="paragraph" w:styleId="Style27" w:customStyle="1">
     <w:name w:val="Текст листинга"/>
-    <w:basedOn w:val="Style21"/>
+    <w:basedOn w:val="user7"/>
     <w:qFormat/>
     <w:pPr/>
     <w:rPr>
@@ -3160,14 +3160,14 @@
       <w:sz w:val="20"/>
     </w:rPr>
   </w:style>
-  <w:style w:type="paragraph" w:styleId="user9" w:customStyle="1">
-    <w:name w:val="Фигура (user)"/>
+  <w:style w:type="paragraph" w:styleId="Style28" w:customStyle="1">
+    <w:name w:val="Фигура"/>
     <w:basedOn w:val="Caption"/>
     <w:qFormat/>
     <w:pPr/>
     <w:rPr/>
   </w:style>
-  <w:style w:type="paragraph" w:styleId="Style28" w:customStyle="1">
+  <w:style w:type="paragraph" w:styleId="Style29" w:customStyle="1">
     <w:name w:val="Название фотографии"/>
     <w:basedOn w:val="Style23"/>
     <w:next w:val="BodyText"/>
@@ -3177,15 +3177,15 @@
     </w:pPr>
     <w:rPr/>
   </w:style>
-  <w:style w:type="numbering" w:styleId="user10" w:customStyle="1">
-    <w:name w:val="Без списка (user)"/>
+  <w:style w:type="numbering" w:styleId="Style30" w:customStyle="1">
+    <w:name w:val="Без списка"/>
     <w:uiPriority w:val="99"/>
     <w:semiHidden/>
     <w:unhideWhenUsed/>
     <w:qFormat/>
   </w:style>
-  <w:style w:type="numbering" w:styleId="Style29" w:customStyle="1">
-    <w:name w:val="Без списка"/>
+  <w:style w:type="numbering" w:styleId="user9" w:customStyle="1">
+    <w:name w:val="Без списка (user)"/>
     <w:uiPriority w:val="99"/>
     <w:semiHidden/>
     <w:unhideWhenUsed/>
